--- a/output/docx/en/BUFRCREX_TableB_en_02.docx
+++ b/output/docx/en/BUFRCREX_TableB_en_02.docx
@@ -3897,7 +3897,7 @@
                 <w:b w:val="0"/>
                 <w:sz w:val="16"/>
               </w:rPr>
-              <w:t>Note 47: The Height descriptor 0 07 007 and the Latitude/longitude descriptor 3 01 021 indicate the altitude above sea level and the horizontal position of each vertical bin of the profile measurement and not the location of the instrument itself (which is encoded in the preceding Common header sequence 3 01 132).</w:t>
+              <w:t>Note B47: Descriptor 0 02 152 should be used instead of 0 02 021 for encoding this element.</w:t>
             </w:r>
           </w:p>
         </w:tc>
@@ -12580,7 +12580,7 @@
                 <w:b w:val="0"/>
                 <w:sz w:val="16"/>
               </w:rPr>
-              <w:t>PDF specification of latitude/longitude</w:t>
+              <w:t>na specification of latitude/longitude</w:t>
             </w:r>
           </w:p>
         </w:tc>
@@ -16410,7 +16410,7 @@
                 <w:b w:val="0"/>
                 <w:sz w:val="16"/>
               </w:rPr>
-              <w:t>Note 157: This constant is defined as follows: Z = P + radar constant, where Z = the reflectivity of target in beam direction (dBZ) and P = the input receiver power above 1 mW (dBm). This constant is used to normalize the signal to the equivalent 100 km range.</w:t>
+              <w:t>Note B157: This constant is defined as follows: Z = P + radar constant, where Z = the reflectivity of target in beam direction (dBZ) and P = the input receiver power above 1 mW (dBm). This constant is used to normalize the signal to the equivalent 100 km range.</w:t>
             </w:r>
           </w:p>
         </w:tc>
@@ -24107,7 +24107,7 @@
                 <w:b w:val="0"/>
                 <w:sz w:val="16"/>
               </w:rPr>
-              <w:t>Note 111: Note that descriptor 0 02 140 is the azimuth angle measured anticlockwise from satellite heading vector.</w:t>
+              <w:t>Note B111: Note that descriptor 0 02 140 is the azimuth angle measured anticlockwise from satellite heading vector.</w:t>
             </w:r>
           </w:p>
         </w:tc>
@@ -24492,7 +24492,7 @@
                 <w:b w:val="0"/>
                 <w:sz w:val="16"/>
               </w:rPr>
-              <w:t>Note 91: In descriptor 0 02 142: Ozone instrument serial number/identification is four characters long. For Japanese Dobson instruments, omit the leading digit(s).</w:t>
+              <w:t>Note B91: In descriptor 0 02 142: Ozone instrument serial number/identification is four characters long. For Japanese Dobson instruments, omit the leading digit(s).</w:t>
             </w:r>
           </w:p>
         </w:tc>
@@ -26413,7 +26413,7 @@
                 <w:b w:val="0"/>
                 <w:sz w:val="16"/>
               </w:rPr>
-              <w:t>Note 46: Descriptor 0 02 019 should be used instead of descriptor 0 02 152 for single satellite instrument identification.</w:t>
+              <w:t>Note B46: Descriptor 0 02 019 should be used instead of descriptor 0 02 152 for single satellite instrument identification.</w:t>
             </w:r>
           </w:p>
         </w:tc>
@@ -30462,7 +30462,7 @@
                 <w:b w:val="0"/>
                 <w:sz w:val="16"/>
               </w:rPr>
-              <w:t>Note 124: Square of off-nadir angle computed from Ku waveform-derived parameters, Unit 10-4 deg2, Common minimum value 0, Common maximum value 900.</w:t>
+              <w:t>Note B124: Square of off-nadir angle computed from Ku waveform-derived parameters, Unit 10-4 deg2, Common minimum value 0, Common maximum value 900.</w:t>
             </w:r>
           </w:p>
         </w:tc>
@@ -34310,7 +34310,7 @@
           <w:i/>
           <w:sz w:val="14"/>
         </w:rPr>
-        <w:t>Note 121: Some indication of expected accuracy may be implied in conjunction with certain elements in this class.</w:t>
+        <w:t>Note B121: Some indication of expected accuracy may be implied in conjunction with certain elements in this class.</w:t>
       </w:r>
     </w:p>
     <w:p>
@@ -34320,7 +34320,7 @@
           <w:i/>
           <w:sz w:val="14"/>
         </w:rPr>
-        <w:t>Note 155: This class may also contain elements relating to observational procedures.</w:t>
+        <w:t>Note B155: This class may also contain elements relating to observational procedures.</w:t>
       </w:r>
     </w:p>
     <w:p>
@@ -34330,7 +34330,7 @@
           <w:i/>
           <w:sz w:val="14"/>
         </w:rPr>
-        <w:t>Note 156: This class shall contain elements to describe the instrumentation used to obtain the meteorological elements reported.</w:t>
+        <w:t>Note B156: This class shall contain elements to describe the instrumentation used to obtain the meteorological elements reported.</w:t>
       </w:r>
     </w:p>
     <w:sectPr>
